--- a/docs/Informe_T1_UPC_GRUPO06.docx
+++ b/docs/Informe_T1_UPC_GRUPO06.docx
@@ -148,16 +148,8 @@
         <w:rPr>
           <w:lang w:val="es-PE"/>
         </w:rPr>
-        <w:t xml:space="preserve">Carlos David Vargas </w:t>
+        <w:t>Carlos David Vargas Marin</w:t>
       </w:r>
-      <w:proofErr w:type="spellStart"/>
-      <w:r>
-        <w:rPr>
-          <w:lang w:val="es-PE"/>
-        </w:rPr>
-        <w:t>Marin</w:t>
-      </w:r>
-      <w:proofErr w:type="spellEnd"/>
       <w:r>
         <w:rPr>
           <w:lang w:val="es-PE"/>
@@ -177,6 +169,8 @@
       <w:pPr>
         <w:jc w:val="both"/>
         <w:rPr>
+          <w:b/>
+          <w:bCs/>
           <w:lang w:val="es-PE"/>
         </w:rPr>
       </w:pPr>
@@ -184,21 +178,7 @@
         <w:rPr>
           <w:lang w:val="es-PE"/>
         </w:rPr>
-        <w:t xml:space="preserve">Abrahán </w:t>
-      </w:r>
-      <w:proofErr w:type="spellStart"/>
-      <w:r>
-        <w:rPr>
-          <w:lang w:val="es-PE"/>
-        </w:rPr>
-        <w:t>Ramirez</w:t>
-      </w:r>
-      <w:proofErr w:type="spellEnd"/>
-      <w:r>
-        <w:rPr>
-          <w:lang w:val="es-PE"/>
-        </w:rPr>
-        <w:t xml:space="preserve"> More</w:t>
+        <w:t>Abrahán Ramirez More</w:t>
       </w:r>
       <w:r>
         <w:rPr>
@@ -206,15 +186,27 @@
           <w:bCs/>
           <w:lang w:val="es-PE"/>
         </w:rPr>
-        <w:t xml:space="preserve"> e</w:t>
+        <w:t xml:space="preserve"> e202527900</w:t>
+      </w:r>
+    </w:p>
+    <w:p>
+      <w:pPr>
+        <w:jc w:val="both"/>
+        <w:rPr>
+          <w:lang w:val="es-PE"/>
+        </w:rPr>
+      </w:pPr>
+      <w:r>
+        <w:rPr>
+          <w:lang w:val="es-PE"/>
+        </w:rPr>
+        <w:t>Jheremy Richard Molleapaza Infantes</w:t>
       </w:r>
       <w:r>
         <w:rPr>
-          <w:b/>
-          <w:bCs/>
           <w:lang w:val="es-PE"/>
         </w:rPr>
-        <w:t>202527900</w:t>
+        <w:t xml:space="preserve"> </w:t>
       </w:r>
     </w:p>
     <w:p>
@@ -270,21 +262,7 @@
         <w:rPr>
           <w:lang w:val="es-PE"/>
         </w:rPr>
-        <w:t xml:space="preserve">Se propone estimar el desplazamiento espectral elástico </w:t>
-      </w:r>
-      <w:proofErr w:type="spellStart"/>
-      <w:r>
-        <w:rPr>
-          <w:lang w:val="es-PE"/>
-        </w:rPr>
-        <w:t>Sd</w:t>
-      </w:r>
-      <w:proofErr w:type="spellEnd"/>
-      <w:r>
-        <w:rPr>
-          <w:lang w:val="es-PE"/>
-        </w:rPr>
-        <w:t xml:space="preserve"> (cm) correspondiente a un oscilador de un grado de libertad (SDOF) con período T = 0.80 s y amortiguamiento </w:t>
+        <w:t xml:space="preserve">Se propone estimar el desplazamiento espectral elástico Sd (cm) correspondiente a un oscilador de un grado de libertad (SDOF) con período T = 0.80 s y amortiguamiento </w:t>
       </w:r>
       <w:r>
         <w:t>ξ</w:t>
@@ -293,49 +271,7 @@
         <w:rPr>
           <w:lang w:val="es-PE"/>
         </w:rPr>
-        <w:t xml:space="preserve"> = 5 %, usando modelos supervisados de aprendizaje automático y registros de la base PEER NGA-West2. Las variables predictoras candidatas incluyen magnitud momento (</w:t>
-      </w:r>
-      <w:proofErr w:type="spellStart"/>
-      <w:r>
-        <w:rPr>
-          <w:lang w:val="es-PE"/>
-        </w:rPr>
-        <w:t>Mw</w:t>
-      </w:r>
-      <w:proofErr w:type="spellEnd"/>
-      <w:r>
-        <w:rPr>
-          <w:lang w:val="es-PE"/>
-        </w:rPr>
-        <w:t>), distancia fuente-sitio (</w:t>
-      </w:r>
-      <w:proofErr w:type="spellStart"/>
-      <w:r>
-        <w:rPr>
-          <w:lang w:val="es-PE"/>
-        </w:rPr>
-        <w:t>Rrup</w:t>
-      </w:r>
-      <w:proofErr w:type="spellEnd"/>
-      <w:r>
-        <w:rPr>
-          <w:lang w:val="es-PE"/>
-        </w:rPr>
-        <w:t xml:space="preserve"> o </w:t>
-      </w:r>
-      <w:proofErr w:type="spellStart"/>
-      <w:r>
-        <w:rPr>
-          <w:lang w:val="es-PE"/>
-        </w:rPr>
-        <w:t>Rjb</w:t>
-      </w:r>
-      <w:proofErr w:type="spellEnd"/>
-      <w:r>
-        <w:rPr>
-          <w:lang w:val="es-PE"/>
-        </w:rPr>
-        <w:t>), velocidad promedio de onda de corte en 30 m (Vs30), y características de movimiento disponibles antes de determinar la respuesta objetivo. El estudio comparará una regresión lineal de referencia y Random Forest, con partición por evento sísmico para disminuir la fuga de información. En T1 se documentan problema, fuentes, características esperadas, criterios PCS y repositorio; los resultados numéricos se reservan para T2/T3.</w:t>
+        <w:t xml:space="preserve"> = 5 %, usando modelos supervisados de aprendizaje automático y registros de la base PEER NGA-West2. Las variables predictoras candidatas incluyen magnitud momento (Mw), distancia fuente-sitio (Rrup o Rjb), velocidad promedio de onda de corte en 30 m (Vs30), y características de movimiento disponibles antes de determinar la respuesta objetivo. El estudio comparará una regresión lineal de referencia y Random Forest, con partición por evento sísmico para disminuir la fuga de información. En T1 se documentan problema, fuentes, características esperadas, criterios PCS y repositorio; los resultados numéricos se reservan para T2/T3.</w:t>
       </w:r>
     </w:p>
     <w:p>
@@ -398,33 +334,11 @@
           <w:lang w:val="es-PE"/>
         </w:rPr>
       </w:pPr>
-      <w:proofErr w:type="gramStart"/>
       <w:r>
         <w:rPr>
           <w:lang w:val="es-PE"/>
         </w:rPr>
-        <w:t xml:space="preserve">¿Con qué precisión pueden los algoritmos de regresión estimar el desplazamiento espectral elástico </w:t>
-      </w:r>
-      <w:proofErr w:type="spellStart"/>
-      <w:r>
-        <w:rPr>
-          <w:lang w:val="es-PE"/>
-        </w:rPr>
-        <w:t>Sd</w:t>
-      </w:r>
-      <w:proofErr w:type="spellEnd"/>
-      <w:r>
-        <w:rPr>
-          <w:lang w:val="es-PE"/>
-        </w:rPr>
-        <w:t xml:space="preserve"> a T = 0.</w:t>
-      </w:r>
-      <w:proofErr w:type="gramEnd"/>
-      <w:r>
-        <w:rPr>
-          <w:lang w:val="es-PE"/>
-        </w:rPr>
-        <w:t xml:space="preserve">80 s y </w:t>
+        <w:t xml:space="preserve">¿Con qué precisión pueden los algoritmos de regresión estimar el desplazamiento espectral elástico Sd a T = 0.80 s y </w:t>
       </w:r>
       <w:r>
         <w:t>ξ</w:t>
@@ -464,21 +378,7 @@
         <w:rPr>
           <w:lang w:val="es-PE"/>
         </w:rPr>
-        <w:t xml:space="preserve">Evaluar la capacidad predictiva de modelos supervisados de aprendizaje automático para estimar </w:t>
-      </w:r>
-      <w:proofErr w:type="spellStart"/>
-      <w:r>
-        <w:rPr>
-          <w:lang w:val="es-PE"/>
-        </w:rPr>
-        <w:t>Sd</w:t>
-      </w:r>
-      <w:proofErr w:type="spellEnd"/>
-      <w:r>
-        <w:rPr>
-          <w:lang w:val="es-PE"/>
-        </w:rPr>
-        <w:t xml:space="preserve"> (T = 0.80 s, </w:t>
+        <w:t xml:space="preserve">Evaluar la capacidad predictiva de modelos supervisados de aprendizaje automático para estimar Sd (T = 0.80 s, </w:t>
       </w:r>
       <w:r>
         <w:t>ξ</w:t>
@@ -498,29 +398,13 @@
           <w:color w:val="auto"/>
         </w:rPr>
       </w:pPr>
-      <w:proofErr w:type="spellStart"/>
       <w:r>
         <w:rPr>
           <w:color w:val="auto"/>
         </w:rPr>
         <w:lastRenderedPageBreak/>
-        <w:t>Objetivos</w:t>
+        <w:t>Objetivos específicos</w:t>
       </w:r>
-      <w:proofErr w:type="spellEnd"/>
-      <w:r>
-        <w:rPr>
-          <w:color w:val="auto"/>
-        </w:rPr>
-        <w:t xml:space="preserve"> </w:t>
-      </w:r>
-      <w:proofErr w:type="spellStart"/>
-      <w:r>
-        <w:rPr>
-          <w:color w:val="auto"/>
-        </w:rPr>
-        <w:t>específicos</w:t>
-      </w:r>
-      <w:proofErr w:type="spellEnd"/>
     </w:p>
     <w:p>
       <w:pPr>
@@ -624,37 +508,8 @@
         <w:rPr>
           <w:lang w:val="es-PE"/>
         </w:rPr>
-        <w:t xml:space="preserve"> = 5 %. Si la base proporciona la aceleración espectral </w:t>
+        <w:t xml:space="preserve"> = 5 %. Si la base proporciona la aceleración espectral Sa(T, 5 %) como aceleración física, el desplazamiento espectral se calcula por Sd = Sa × (T/2</w:t>
       </w:r>
-      <w:proofErr w:type="gramStart"/>
-      <w:r>
-        <w:rPr>
-          <w:lang w:val="es-PE"/>
-        </w:rPr>
-        <w:t>Sa(</w:t>
-      </w:r>
-      <w:proofErr w:type="gramEnd"/>
-      <w:r>
-        <w:rPr>
-          <w:lang w:val="es-PE"/>
-        </w:rPr>
-        <w:t xml:space="preserve">T, 5 %) como aceleración física, el desplazamiento espectral se calcula por </w:t>
-      </w:r>
-      <w:proofErr w:type="spellStart"/>
-      <w:r>
-        <w:rPr>
-          <w:lang w:val="es-PE"/>
-        </w:rPr>
-        <w:t>Sd</w:t>
-      </w:r>
-      <w:proofErr w:type="spellEnd"/>
-      <w:r>
-        <w:rPr>
-          <w:lang w:val="es-PE"/>
-        </w:rPr>
-        <w:t xml:space="preserve"> = Sa × (T/2</w:t>
-      </w:r>
-      <w:proofErr w:type="gramStart"/>
       <w:r>
         <w:t>π</w:t>
       </w:r>
@@ -662,28 +517,7 @@
         <w:rPr>
           <w:lang w:val="es-PE"/>
         </w:rPr>
-        <w:t>)²</w:t>
-      </w:r>
-      <w:proofErr w:type="gramEnd"/>
-      <w:r>
-        <w:rPr>
-          <w:lang w:val="es-PE"/>
-        </w:rPr>
-        <w:t xml:space="preserve">. Si Sa se expresa en unidades de g, primero se convierte a m/s² multiplicando por 9.80665; el resultado </w:t>
-      </w:r>
-      <w:proofErr w:type="spellStart"/>
-      <w:r>
-        <w:rPr>
-          <w:lang w:val="es-PE"/>
-        </w:rPr>
-        <w:t>Sd</w:t>
-      </w:r>
-      <w:proofErr w:type="spellEnd"/>
-      <w:r>
-        <w:rPr>
-          <w:lang w:val="es-PE"/>
-        </w:rPr>
-        <w:t xml:space="preserve"> (m) se multiplica por 100 para obtener centímetros. La identidad corresponde al desplazamiento espectral elástico de un SDOF y NO equivale automáticamente al desplazamiento real de techo ni a la deriva de entrepiso de un edificio.</w:t>
+        <w:t>)². Si Sa se expresa en unidades de g, primero se convierte a m/s² multiplicando por 9.80665; el resultado Sd (m) se multiplica por 100 para obtener centímetros. La identidad corresponde al desplazamiento espectral elástico de un SDOF y NO equivale automáticamente al desplazamiento real de techo ni a la deriva de entrepiso de un edificio.</w:t>
       </w:r>
     </w:p>
     <w:p>
@@ -697,21 +531,7 @@
         <w:rPr>
           <w:lang w:val="es-PE"/>
         </w:rPr>
-        <w:t xml:space="preserve">El período 0.80 s es una hipótesis de trabajo, no un valor medido ni calculado para una edificación existente. Se revisará la correspondencia exacta del período y las unidades de las columnas disponibles antes de procesar la base. Si T = 0.80 s no figura, se aplicará una interpolación documentada entre períodos próximos o se calculará desde </w:t>
-      </w:r>
-      <w:proofErr w:type="spellStart"/>
-      <w:r>
-        <w:rPr>
-          <w:lang w:val="es-PE"/>
-        </w:rPr>
-        <w:t>acelerogramas</w:t>
-      </w:r>
-      <w:proofErr w:type="spellEnd"/>
-      <w:r>
-        <w:rPr>
-          <w:lang w:val="es-PE"/>
-        </w:rPr>
-        <w:t>, sin presentar valores interpolados como mediciones originales.</w:t>
+        <w:t>El período 0.80 s es una hipótesis de trabajo, no un valor medido ni calculado para una edificación existente. Se revisará la correspondencia exacta del período y las unidades de las columnas disponibles antes de procesar la base. Si T = 0.80 s no figura, se aplicará una interpolación documentada entre períodos próximos o se calculará desde acelerogramas, sin presentar valores interpolados como mediciones originales.</w:t>
       </w:r>
     </w:p>
     <w:p>
@@ -744,118 +564,10 @@
         <w:rPr>
           <w:lang w:val="es-PE"/>
         </w:rPr>
-        <w:t xml:space="preserve">Fuente principal: Pacific </w:t>
-      </w:r>
-      <w:proofErr w:type="spellStart"/>
-      <w:r>
-        <w:rPr>
-          <w:lang w:val="es-PE"/>
-        </w:rPr>
-        <w:t>Earthquake</w:t>
-      </w:r>
-      <w:proofErr w:type="spellEnd"/>
-      <w:r>
-        <w:rPr>
-          <w:lang w:val="es-PE"/>
-        </w:rPr>
-        <w:t xml:space="preserve"> </w:t>
-      </w:r>
-      <w:proofErr w:type="spellStart"/>
-      <w:r>
-        <w:rPr>
-          <w:lang w:val="es-PE"/>
-        </w:rPr>
-        <w:t>Engineering</w:t>
-      </w:r>
-      <w:proofErr w:type="spellEnd"/>
-      <w:r>
-        <w:rPr>
-          <w:lang w:val="es-PE"/>
-        </w:rPr>
-        <w:t xml:space="preserve"> </w:t>
-      </w:r>
-      <w:proofErr w:type="spellStart"/>
-      <w:r>
-        <w:rPr>
-          <w:lang w:val="es-PE"/>
-        </w:rPr>
-        <w:t>Research</w:t>
-      </w:r>
-      <w:proofErr w:type="spellEnd"/>
-      <w:r>
-        <w:rPr>
-          <w:lang w:val="es-PE"/>
-        </w:rPr>
-        <w:t xml:space="preserve"> Center (PEER), NGA-West2 </w:t>
-      </w:r>
-      <w:proofErr w:type="spellStart"/>
-      <w:r>
-        <w:rPr>
-          <w:lang w:val="es-PE"/>
-        </w:rPr>
-        <w:t>Database</w:t>
-      </w:r>
-      <w:proofErr w:type="spellEnd"/>
-      <w:r>
-        <w:rPr>
-          <w:lang w:val="es-PE"/>
-        </w:rPr>
-        <w:t xml:space="preserve"> y sus archivos tabulados (</w:t>
-      </w:r>
-      <w:proofErr w:type="spellStart"/>
-      <w:r>
-        <w:rPr>
-          <w:lang w:val="es-PE"/>
-        </w:rPr>
-        <w:t>flatfiles</w:t>
-      </w:r>
-      <w:proofErr w:type="spellEnd"/>
-      <w:r>
-        <w:rPr>
-          <w:lang w:val="es-PE"/>
-        </w:rPr>
-        <w:t xml:space="preserve">) de movimientos del terreno. Web: https://peer.berkeley.edu/node/74 y https://ngawest2.berkeley.edu/. PEER publica archivos de parámetros y espectros; la descarga de registros temporales desde la plataforma puede requerir registro de usuario. La cantidad definitiva de filas, la disponibilidad del período objetivo y los campos elegidos se verificarán después de descargar y abrir el </w:t>
-      </w:r>
-      <w:proofErr w:type="spellStart"/>
-      <w:r>
-        <w:rPr>
-          <w:lang w:val="es-PE"/>
-        </w:rPr>
-        <w:t>flatfile</w:t>
-      </w:r>
-      <w:proofErr w:type="spellEnd"/>
-      <w:r>
-        <w:rPr>
-          <w:lang w:val="es-PE"/>
-        </w:rPr>
-        <w:t xml:space="preserve">. </w:t>
+        <w:t xml:space="preserve">Fuente principal: Pacific Earthquake Engineering Research Center (PEER), NGA-West2 Database y sus archivos tabulados (flatfiles) de movimientos del terreno. Web: https://peer.berkeley.edu/node/74 y https://ngawest2.berkeley.edu/. PEER publica archivos de parámetros y espectros; la descarga de registros temporales desde la plataforma puede requerir registro de usuario. La cantidad definitiva de filas, la disponibilidad del período objetivo y los campos elegidos se verificarán después de descargar y abrir el flatfile. </w:t>
       </w:r>
       <w:r>
-        <w:t xml:space="preserve">No se </w:t>
-      </w:r>
-      <w:proofErr w:type="spellStart"/>
-      <w:r>
-        <w:t>declara</w:t>
-      </w:r>
-      <w:proofErr w:type="spellEnd"/>
-      <w:r>
-        <w:t xml:space="preserve"> </w:t>
-      </w:r>
-      <w:proofErr w:type="spellStart"/>
-      <w:r>
-        <w:t>una</w:t>
-      </w:r>
-      <w:proofErr w:type="spellEnd"/>
-      <w:r>
-        <w:t xml:space="preserve"> </w:t>
-      </w:r>
-      <w:proofErr w:type="spellStart"/>
-      <w:r>
-        <w:t>cantidad</w:t>
-      </w:r>
-      <w:proofErr w:type="spellEnd"/>
-      <w:r>
-        <w:t xml:space="preserve"> de observaciones no comprobada.</w:t>
+        <w:t>No se declara una cantidad de observaciones no comprobada.</w:t>
       </w:r>
     </w:p>
     <w:tbl>
@@ -951,33 +663,11 @@
                 <w:color w:val="auto"/>
               </w:rPr>
             </w:pPr>
-            <w:proofErr w:type="spellStart"/>
             <w:r>
               <w:rPr>
                 <w:color w:val="auto"/>
               </w:rPr>
-              <w:t>Identificador</w:t>
-            </w:r>
-            <w:proofErr w:type="spellEnd"/>
-            <w:r>
-              <w:rPr>
-                <w:color w:val="auto"/>
-              </w:rPr>
-              <w:t xml:space="preserve"> de </w:t>
-            </w:r>
-            <w:proofErr w:type="spellStart"/>
-            <w:r>
-              <w:rPr>
-                <w:color w:val="auto"/>
-              </w:rPr>
-              <w:t>registro</w:t>
-            </w:r>
-            <w:proofErr w:type="spellEnd"/>
-            <w:r>
-              <w:rPr>
-                <w:color w:val="auto"/>
-              </w:rPr>
-              <w:t xml:space="preserve"> (RSN)</w:t>
+              <w:t>Identificador de registro (RSN)</w:t>
             </w:r>
           </w:p>
         </w:tc>
@@ -1039,28 +729,12 @@
                 <w:color w:val="auto"/>
               </w:rPr>
             </w:pPr>
-            <w:proofErr w:type="spellStart"/>
             <w:r>
               <w:rPr>
                 <w:color w:val="auto"/>
               </w:rPr>
-              <w:t>Identificador</w:t>
+              <w:t>Identificador de evento</w:t>
             </w:r>
-            <w:proofErr w:type="spellEnd"/>
-            <w:r>
-              <w:rPr>
-                <w:color w:val="auto"/>
-              </w:rPr>
-              <w:t xml:space="preserve"> de </w:t>
-            </w:r>
-            <w:proofErr w:type="spellStart"/>
-            <w:r>
-              <w:rPr>
-                <w:color w:val="auto"/>
-              </w:rPr>
-              <w:t>evento</w:t>
-            </w:r>
-            <w:proofErr w:type="spellEnd"/>
           </w:p>
         </w:tc>
         <w:tc>
@@ -1123,33 +797,11 @@
                 <w:color w:val="auto"/>
               </w:rPr>
             </w:pPr>
-            <w:proofErr w:type="spellStart"/>
             <w:r>
               <w:rPr>
                 <w:color w:val="auto"/>
               </w:rPr>
-              <w:t>Magnitud</w:t>
-            </w:r>
-            <w:proofErr w:type="spellEnd"/>
-            <w:r>
-              <w:rPr>
-                <w:color w:val="auto"/>
-              </w:rPr>
-              <w:t xml:space="preserve"> </w:t>
-            </w:r>
-            <w:proofErr w:type="spellStart"/>
-            <w:r>
-              <w:rPr>
-                <w:color w:val="auto"/>
-              </w:rPr>
-              <w:t>momento</w:t>
-            </w:r>
-            <w:proofErr w:type="spellEnd"/>
-            <w:r>
-              <w:rPr>
-                <w:color w:val="auto"/>
-              </w:rPr>
-              <w:t xml:space="preserve"> Mw</w:t>
+              <w:t>Magnitud momento Mw</w:t>
             </w:r>
           </w:p>
         </w:tc>
@@ -1213,21 +865,7 @@
               <w:rPr>
                 <w:color w:val="auto"/>
               </w:rPr>
-              <w:t xml:space="preserve">Distancia </w:t>
-            </w:r>
-            <w:proofErr w:type="spellStart"/>
-            <w:r>
-              <w:rPr>
-                <w:color w:val="auto"/>
-              </w:rPr>
-              <w:t>Rrup</w:t>
-            </w:r>
-            <w:proofErr w:type="spellEnd"/>
-            <w:r>
-              <w:rPr>
-                <w:color w:val="auto"/>
-              </w:rPr>
-              <w:t xml:space="preserve"> o Rjb</w:t>
+              <w:t>Distancia Rrup o Rjb</w:t>
             </w:r>
           </w:p>
         </w:tc>
@@ -1355,42 +993,12 @@
                 <w:color w:val="auto"/>
               </w:rPr>
             </w:pPr>
-            <w:proofErr w:type="spellStart"/>
             <w:r>
               <w:rPr>
                 <w:color w:val="auto"/>
               </w:rPr>
-              <w:t>Mecanismo</w:t>
+              <w:t>Mecanismo de falla / clase</w:t>
             </w:r>
-            <w:proofErr w:type="spellEnd"/>
-            <w:r>
-              <w:rPr>
-                <w:color w:val="auto"/>
-              </w:rPr>
-              <w:t xml:space="preserve"> de </w:t>
-            </w:r>
-            <w:proofErr w:type="spellStart"/>
-            <w:r>
-              <w:rPr>
-                <w:color w:val="auto"/>
-              </w:rPr>
-              <w:t>falla</w:t>
-            </w:r>
-            <w:proofErr w:type="spellEnd"/>
-            <w:r>
-              <w:rPr>
-                <w:color w:val="auto"/>
-              </w:rPr>
-              <w:t xml:space="preserve"> / </w:t>
-            </w:r>
-            <w:proofErr w:type="spellStart"/>
-            <w:r>
-              <w:rPr>
-                <w:color w:val="auto"/>
-              </w:rPr>
-              <w:t>clase</w:t>
-            </w:r>
-            <w:proofErr w:type="spellEnd"/>
           </w:p>
         </w:tc>
         <w:tc>
@@ -1453,19 +1061,11 @@
                 <w:color w:val="auto"/>
               </w:rPr>
             </w:pPr>
-            <w:proofErr w:type="gramStart"/>
             <w:r>
               <w:rPr>
                 <w:color w:val="auto"/>
               </w:rPr>
-              <w:t>Sa(</w:t>
-            </w:r>
-            <w:proofErr w:type="gramEnd"/>
-            <w:r>
-              <w:rPr>
-                <w:color w:val="auto"/>
-              </w:rPr>
-              <w:t>T = 0.80 s, 5 %)</w:t>
+              <w:t>Sa(T = 0.80 s, 5 %)</w:t>
             </w:r>
           </w:p>
         </w:tc>
@@ -1509,23 +1109,7 @@
                 <w:color w:val="auto"/>
                 <w:lang w:val="es-PE"/>
               </w:rPr>
-              <w:t xml:space="preserve">Variable fuente para obtener </w:t>
-            </w:r>
-            <w:proofErr w:type="spellStart"/>
-            <w:r>
-              <w:rPr>
-                <w:color w:val="auto"/>
-                <w:lang w:val="es-PE"/>
-              </w:rPr>
-              <w:t>Sd</w:t>
-            </w:r>
-            <w:proofErr w:type="spellEnd"/>
-            <w:r>
-              <w:rPr>
-                <w:color w:val="auto"/>
-                <w:lang w:val="es-PE"/>
-              </w:rPr>
-              <w:t>; NO predictor</w:t>
+              <w:t>Variable fuente para obtener Sd; NO predictor</w:t>
             </w:r>
           </w:p>
         </w:tc>
@@ -1543,19 +1127,11 @@
                 <w:color w:val="auto"/>
               </w:rPr>
             </w:pPr>
-            <w:proofErr w:type="gramStart"/>
             <w:r>
               <w:rPr>
                 <w:color w:val="auto"/>
               </w:rPr>
-              <w:t>Sd(</w:t>
-            </w:r>
-            <w:proofErr w:type="gramEnd"/>
-            <w:r>
-              <w:rPr>
-                <w:color w:val="auto"/>
-              </w:rPr>
-              <w:t>T = 0.80 s, 5 %)</w:t>
+              <w:t>Sd(T = 0.80 s, 5 %)</w:t>
             </w:r>
           </w:p>
         </w:tc>
@@ -1645,21 +1221,7 @@
         <w:rPr>
           <w:lang w:val="es-PE"/>
         </w:rPr>
-        <w:t xml:space="preserve">Ingresar a https://peer.berkeley.edu/node/74 y descargar el </w:t>
-      </w:r>
-      <w:proofErr w:type="spellStart"/>
-      <w:r>
-        <w:rPr>
-          <w:lang w:val="es-PE"/>
-        </w:rPr>
-        <w:t>flatfile</w:t>
-      </w:r>
-      <w:proofErr w:type="spellEnd"/>
-      <w:r>
-        <w:rPr>
-          <w:lang w:val="es-PE"/>
-        </w:rPr>
-        <w:t xml:space="preserve"> NGA-West2 pertinente; guardar archivo original sin modificar.</w:t>
+        <w:t>Ingresar a https://peer.berkeley.edu/node/74 y descargar el flatfile NGA-West2 pertinente; guardar archivo original sin modificar.</w:t>
       </w:r>
     </w:p>
     <w:p>
@@ -1689,21 +1251,7 @@
         <w:rPr>
           <w:lang w:val="es-PE"/>
         </w:rPr>
-        <w:t xml:space="preserve">Seleccionar variables disponibles </w:t>
-      </w:r>
-      <w:proofErr w:type="spellStart"/>
-      <w:r>
-        <w:rPr>
-          <w:lang w:val="es-PE"/>
-        </w:rPr>
-        <w:t>Mw</w:t>
-      </w:r>
-      <w:proofErr w:type="spellEnd"/>
-      <w:r>
-        <w:rPr>
-          <w:lang w:val="es-PE"/>
-        </w:rPr>
-        <w:t>, distancia y Vs30; registrar faltantes y exclusiones.</w:t>
+        <w:t>Seleccionar variables disponibles Mw, distancia y Vs30; registrar faltantes y exclusiones.</w:t>
       </w:r>
     </w:p>
     <w:p>
@@ -1718,21 +1266,7 @@
         <w:rPr>
           <w:lang w:val="es-PE"/>
         </w:rPr>
-        <w:t xml:space="preserve">Crear una tabla procesada con </w:t>
-      </w:r>
-      <w:proofErr w:type="spellStart"/>
-      <w:r>
-        <w:rPr>
-          <w:lang w:val="es-PE"/>
-        </w:rPr>
-        <w:t>Sd</w:t>
-      </w:r>
-      <w:proofErr w:type="spellEnd"/>
-      <w:r>
-        <w:rPr>
-          <w:lang w:val="es-PE"/>
-        </w:rPr>
-        <w:t xml:space="preserve"> calculado; archivar un diccionario de datos y un registro de transformaciones.</w:t>
+        <w:t>Crear una tabla procesada con Sd calculado; archivar un diccionario de datos y un registro de transformaciones.</w:t>
       </w:r>
     </w:p>
     <w:p>
@@ -1768,63 +1302,7 @@
         <w:rPr>
           <w:lang w:val="es-PE"/>
         </w:rPr>
-        <w:t xml:space="preserve">En T2 se efectuará un análisis exploratorio mediante pandas y </w:t>
-      </w:r>
-      <w:proofErr w:type="spellStart"/>
-      <w:r>
-        <w:rPr>
-          <w:lang w:val="es-PE"/>
-        </w:rPr>
-        <w:t>matplotlib</w:t>
-      </w:r>
-      <w:proofErr w:type="spellEnd"/>
-      <w:r>
-        <w:rPr>
-          <w:lang w:val="es-PE"/>
-        </w:rPr>
-        <w:t xml:space="preserve">: distribución de magnitudes, distancias, Vs30 y </w:t>
-      </w:r>
-      <w:proofErr w:type="spellStart"/>
-      <w:r>
-        <w:rPr>
-          <w:lang w:val="es-PE"/>
-        </w:rPr>
-        <w:t>Sd</w:t>
-      </w:r>
-      <w:proofErr w:type="spellEnd"/>
-      <w:r>
-        <w:rPr>
-          <w:lang w:val="es-PE"/>
-        </w:rPr>
-        <w:t xml:space="preserve">; estadísticos descriptivos; valores faltantes; correlaciones; detección de valores no físicos y verificación de unidades. Se construirá una línea base con predicción de la mediana del conjunto de entrenamiento. Para T3 se compararán regresión lineal y Random Forest </w:t>
-      </w:r>
-      <w:proofErr w:type="spellStart"/>
-      <w:r>
-        <w:rPr>
-          <w:lang w:val="es-PE"/>
-        </w:rPr>
-        <w:t>Regressor</w:t>
-      </w:r>
-      <w:proofErr w:type="spellEnd"/>
-      <w:r>
-        <w:rPr>
-          <w:lang w:val="es-PE"/>
-        </w:rPr>
-        <w:t xml:space="preserve"> de </w:t>
-      </w:r>
-      <w:proofErr w:type="spellStart"/>
-      <w:r>
-        <w:rPr>
-          <w:lang w:val="es-PE"/>
-        </w:rPr>
-        <w:t>scikit-learn</w:t>
-      </w:r>
-      <w:proofErr w:type="spellEnd"/>
-      <w:r>
-        <w:rPr>
-          <w:lang w:val="es-PE"/>
-        </w:rPr>
-        <w:t>. Se utilizará una partición agrupada por evento sísmico, reservando eventos completos para el conjunto de prueba; durante el ajuste se podrá emplear validación cruzada por grupos. Las métricas previstas son MAE y RMSE en centímetros, y R², comparadas con la línea base. No se empleará Sa ni transformaciones directas de Sa como predictor porque eso filtraría el valor objetivo.</w:t>
+        <w:t>En T2 se efectuará un análisis exploratorio mediante pandas y matplotlib: distribución de magnitudes, distancias, Vs30 y Sd; estadísticos descriptivos; valores faltantes; correlaciones; detección de valores no físicos y verificación de unidades. Se construirá una línea base con predicción de la mediana del conjunto de entrenamiento. Para T3 se compararán regresión lineal y Random Forest Regressor de scikit-learn. Se utilizará una partición agrupada por evento sísmico, reservando eventos completos para el conjunto de prueba; durante el ajuste se podrá emplear validación cruzada por grupos. Las métricas previstas son MAE y RMSE en centímetros, y R², comparadas con la línea base. No se empleará Sa ni transformaciones directas de Sa como predictor porque eso filtraría el valor objetivo.</w:t>
       </w:r>
     </w:p>
     <w:p>
@@ -1932,49 +1410,7 @@
         <w:rPr>
           <w:lang w:val="es-PE"/>
         </w:rPr>
-        <w:t xml:space="preserve">Los archivos tabulados y los modelos de regresión propuestos son compatibles con Python y bibliotecas abiertas (pandas, </w:t>
-      </w:r>
-      <w:proofErr w:type="spellStart"/>
-      <w:r>
-        <w:rPr>
-          <w:lang w:val="es-PE"/>
-        </w:rPr>
-        <w:t>numpy</w:t>
-      </w:r>
-      <w:proofErr w:type="spellEnd"/>
-      <w:r>
-        <w:rPr>
-          <w:lang w:val="es-PE"/>
-        </w:rPr>
-        <w:t xml:space="preserve">, </w:t>
-      </w:r>
-      <w:proofErr w:type="spellStart"/>
-      <w:r>
-        <w:rPr>
-          <w:lang w:val="es-PE"/>
-        </w:rPr>
-        <w:t>scikit-learn</w:t>
-      </w:r>
-      <w:proofErr w:type="spellEnd"/>
-      <w:r>
-        <w:rPr>
-          <w:lang w:val="es-PE"/>
-        </w:rPr>
-        <w:t xml:space="preserve">, </w:t>
-      </w:r>
-      <w:proofErr w:type="spellStart"/>
-      <w:r>
-        <w:rPr>
-          <w:lang w:val="es-PE"/>
-        </w:rPr>
-        <w:t>matplotlib</w:t>
-      </w:r>
-      <w:proofErr w:type="spellEnd"/>
-      <w:r>
-        <w:rPr>
-          <w:lang w:val="es-PE"/>
-        </w:rPr>
-        <w:t>). Se empezará con un subconjunto verificable antes del procesamiento integral. Se anotarán versiones, semillas, tiempo de ejecución aproximado y requisitos del equipo. Esta elección reduce la dificultad computacional para un equipo principiante.</w:t>
+        <w:t>Los archivos tabulados y los modelos de regresión propuestos son compatibles con Python y bibliotecas abiertas (pandas, numpy, scikit-learn, matplotlib). Se empezará con un subconjunto verificable antes del procesamiento integral. Se anotarán versiones, semillas, tiempo de ejecución aproximado y requisitos del equipo. Esta elección reduce la dificultad computacional para un equipo principiante.</w:t>
       </w:r>
     </w:p>
     <w:p>
@@ -2017,21 +1453,7 @@
           <w:lang w:val="es-PE"/>
         </w:rPr>
         <w:lastRenderedPageBreak/>
-        <w:t xml:space="preserve">las métricas y de la importancia de variables, no solamente un resultado favorable aislado. Estas pruebas examinan la robustez frente a decisiones de análisis, en línea con </w:t>
-      </w:r>
-      <w:proofErr w:type="spellStart"/>
-      <w:r>
-        <w:rPr>
-          <w:lang w:val="es-PE"/>
-        </w:rPr>
-        <w:t>Yu</w:t>
-      </w:r>
-      <w:proofErr w:type="spellEnd"/>
-      <w:r>
-        <w:rPr>
-          <w:lang w:val="es-PE"/>
-        </w:rPr>
-        <w:t xml:space="preserve"> y Barter (2024).</w:t>
+        <w:t>las métricas y de la importancia de variables, no solamente un resultado favorable aislado. Estas pruebas examinan la robustez frente a decisiones de análisis, en línea con Yu y Barter (2024).</w:t>
       </w:r>
     </w:p>
     <w:p>
@@ -2091,21 +1513,7 @@
         <w:rPr>
           <w:lang w:val="es-PE"/>
         </w:rPr>
-        <w:t xml:space="preserve">Riesgos: columnas y unidades distintas a las previstas, descarga de gran volumen, datos faltantes, sesgos por distribución geográfica y fuga de información al dividir registros de un mismo evento. Mitigación: validar el diccionario del </w:t>
-      </w:r>
-      <w:proofErr w:type="spellStart"/>
-      <w:r>
-        <w:rPr>
-          <w:lang w:val="es-PE"/>
-        </w:rPr>
-        <w:t>flatfile</w:t>
-      </w:r>
-      <w:proofErr w:type="spellEnd"/>
-      <w:r>
-        <w:rPr>
-          <w:lang w:val="es-PE"/>
-        </w:rPr>
-        <w:t>, realizar muestreo trazable cuando sea necesario, emplear partición por evento, y reportar explícitamente el dominio de aplicabilidad. Un registro sísmico por sí mismo no determina la respuesta de un edificio de múltiples grados de libertad; por ello se define un oscilador elástico de referencia y se evita prometer la predicción de derivas reales.</w:t>
+        <w:t>Riesgos: columnas y unidades distintas a las previstas, descarga de gran volumen, datos faltantes, sesgos por distribución geográfica y fuga de información al dividir registros de un mismo evento. Mitigación: validar el diccionario del flatfile, realizar muestreo trazable cuando sea necesario, emplear partición por evento, y reportar explícitamente el dominio de aplicabilidad. Un registro sísmico por sí mismo no determina la respuesta de un edificio de múltiples grados de libertad; por ello se define un oscilador elástico de referencia y se evita prometer la predicción de derivas reales.</w:t>
       </w:r>
     </w:p>
     <w:p>
@@ -2139,21 +1547,7 @@
         <w:rPr>
           <w:lang w:val="es-PE"/>
         </w:rPr>
-        <w:t xml:space="preserve">Se espera obtener un </w:t>
-      </w:r>
-      <w:proofErr w:type="spellStart"/>
-      <w:r>
-        <w:rPr>
-          <w:lang w:val="es-PE"/>
-        </w:rPr>
-        <w:t>dataset</w:t>
-      </w:r>
-      <w:proofErr w:type="spellEnd"/>
-      <w:r>
-        <w:rPr>
-          <w:lang w:val="es-PE"/>
-        </w:rPr>
-        <w:t xml:space="preserve"> limpio y trazable, gráficas exploratorias, una comparación reproducible de modelos, métricas de prueba y un análisis PCS de estabilidad. El criterio mínimo de utilidad será superar la predicción constante de línea base en eventos no vistos, sin exigir anticipadamente un umbral arbitrario de precisión. La aceptación final dependerá de la evaluación empírica de T3.</w:t>
+        <w:t>Se espera obtener un dataset limpio y trazable, gráficas exploratorias, una comparación reproducible de modelos, métricas de prueba y un análisis PCS de estabilidad. El criterio mínimo de utilidad será superar la predicción constante de línea base en eventos no vistos, sin exigir anticipadamente un umbral arbitrario de precisión. La aceptación final dependerá de la evaluación empírica de T3.</w:t>
       </w:r>
     </w:p>
     <w:p>
@@ -2206,14 +1600,12 @@
                 <w:color w:val="auto"/>
               </w:rPr>
             </w:pPr>
-            <w:proofErr w:type="spellStart"/>
             <w:r>
               <w:rPr>
                 <w:color w:val="auto"/>
               </w:rPr>
               <w:t>Actividad</w:t>
             </w:r>
-            <w:proofErr w:type="spellEnd"/>
           </w:p>
         </w:tc>
         <w:tc>
@@ -2274,19 +1666,11 @@
                 <w:color w:val="auto"/>
               </w:rPr>
             </w:pPr>
-            <w:proofErr w:type="spellStart"/>
             <w:r>
               <w:rPr>
                 <w:color w:val="auto"/>
               </w:rPr>
-              <w:t>Delimitación</w:t>
-            </w:r>
-            <w:proofErr w:type="spellEnd"/>
-            <w:r>
-              <w:rPr>
-                <w:color w:val="auto"/>
-              </w:rPr>
-              <w:t xml:space="preserve"> de T1</w:t>
+              <w:t>Delimitación de T1</w:t>
             </w:r>
           </w:p>
         </w:tc>
@@ -2350,28 +1734,12 @@
                 <w:color w:val="auto"/>
               </w:rPr>
             </w:pPr>
-            <w:proofErr w:type="spellStart"/>
             <w:r>
               <w:rPr>
                 <w:color w:val="auto"/>
               </w:rPr>
-              <w:t>Formulación</w:t>
+              <w:t>Formulación técnica</w:t>
             </w:r>
-            <w:proofErr w:type="spellEnd"/>
-            <w:r>
-              <w:rPr>
-                <w:color w:val="auto"/>
-              </w:rPr>
-              <w:t xml:space="preserve"> </w:t>
-            </w:r>
-            <w:proofErr w:type="spellStart"/>
-            <w:r>
-              <w:rPr>
-                <w:color w:val="auto"/>
-              </w:rPr>
-              <w:t>técnica</w:t>
-            </w:r>
-            <w:proofErr w:type="spellEnd"/>
           </w:p>
         </w:tc>
         <w:tc>
@@ -2414,23 +1782,7 @@
                 <w:color w:val="auto"/>
                 <w:lang w:val="es-PE"/>
               </w:rPr>
-              <w:t xml:space="preserve">Verificar unidades y expresión </w:t>
-            </w:r>
-            <w:proofErr w:type="spellStart"/>
-            <w:r>
-              <w:rPr>
-                <w:color w:val="auto"/>
-                <w:lang w:val="es-PE"/>
-              </w:rPr>
-              <w:t>Sd</w:t>
-            </w:r>
-            <w:proofErr w:type="spellEnd"/>
-            <w:r>
-              <w:rPr>
-                <w:color w:val="auto"/>
-                <w:lang w:val="es-PE"/>
-              </w:rPr>
-              <w:t>–Sa en fuente técnica.</w:t>
+              <w:t>Verificar unidades y expresión Sd–Sa en fuente técnica.</w:t>
             </w:r>
           </w:p>
         </w:tc>
@@ -2520,28 +1872,12 @@
                 <w:color w:val="auto"/>
               </w:rPr>
             </w:pPr>
-            <w:proofErr w:type="spellStart"/>
             <w:r>
               <w:rPr>
                 <w:color w:val="auto"/>
               </w:rPr>
-              <w:t>Redacción</w:t>
+              <w:t>Redacción / archivos</w:t>
             </w:r>
-            <w:proofErr w:type="spellEnd"/>
-            <w:r>
-              <w:rPr>
-                <w:color w:val="auto"/>
-              </w:rPr>
-              <w:t xml:space="preserve"> / </w:t>
-            </w:r>
-            <w:proofErr w:type="spellStart"/>
-            <w:r>
-              <w:rPr>
-                <w:color w:val="auto"/>
-              </w:rPr>
-              <w:t>archivos</w:t>
-            </w:r>
-            <w:proofErr w:type="spellEnd"/>
           </w:p>
         </w:tc>
         <w:tc>
